--- a/docs/questionnaire/アンケート_2回目_桃山台.docx
+++ b/docs/questionnaire/アンケート_2回目_桃山台.docx
@@ -13,7 +13,7 @@
           <w:b/>
           <w:sz w:val="30"/>
         </w:rPr>
-        <w:t>バスの人数アプリ　2回目　ゆきのアンケート</w:t>
+        <w:t>バスの人数アプリ　 2回目　行き(吹田駅→桃山台)のアンケート</w:t>
       </w:r>
     </w:p>
     <w:p>
@@ -28,7 +28,7 @@
           <w:color w:val="555555"/>
           <w:sz w:val="20"/>
         </w:rPr>
-        <w:t>桃山台駅で降りたら答えてください（1分ほど）。思ったとおりに選んでください。</w:t>
+        <w:t>桃山台駅にて下車した後に回答をお願いします。</w:t>
       </w:r>
     </w:p>
     <w:p>
@@ -41,7 +41,7 @@
           <w:b/>
           <w:sz w:val="21"/>
         </w:rPr>
-        <w:t>問1  カードに書いてあるID（例：A）</w:t>
+        <w:t>問1 カードに書いてあるID（例：A）</w:t>
       </w:r>
     </w:p>
     <w:p>
@@ -68,7 +68,7 @@
           <w:b/>
           <w:sz w:val="21"/>
         </w:rPr>
-        <w:t>問2  ゆきのバスの混み具合</w:t>
+        <w:t>問2 行きのバスの混み具合</w:t>
       </w:r>
     </w:p>
     <w:p>
@@ -94,7 +94,7 @@
           <w:b/>
           <w:sz w:val="21"/>
         </w:rPr>
-        <w:t>問3  ゆきのバスで人数を数えきれないことがありましたか</w:t>
+        <w:t>問3 行きのバス内で人数を数えきれないことがありましたか</w:t>
       </w:r>
     </w:p>
     <w:p>
@@ -120,7 +120,7 @@
           <w:b/>
           <w:sz w:val="21"/>
         </w:rPr>
-        <w:t>問4  ゆきのバスで、数えきれないまま、だいたいの人数を入れて送ったことがありましたか</w:t>
+        <w:t>問4 行きのバス内で、数えきれないまま、だいたいの人数を入れて送ったことがありましたか</w:t>
       </w:r>
     </w:p>
     <w:p>
@@ -137,6 +137,24 @@
       </w:r>
     </w:p>
     <w:p>
+      <w:r>
+        <w:br w:type="page"/>
+      </w:r>
+    </w:p>
+    <w:p>
+      <w:pPr>
+        <w:spacing w:before="80" w:after="40"/>
+      </w:pPr>
+      <w:r>
+        <w:rPr>
+          <w:rFonts w:ascii="Yu Gothic" w:hAnsi="Yu Gothic" w:eastAsia="Yu Gothic"/>
+          <w:b/>
+          <w:sz w:val="26"/>
+        </w:rPr>
+        <w:t>行きのバス内で使用した人数送信アプリの回答画面について</w:t>
+      </w:r>
+    </w:p>
+    <w:p>
       <w:pPr>
         <w:spacing w:before="80" w:after="20"/>
       </w:pPr>
@@ -146,21 +164,7 @@
           <w:b/>
           <w:sz w:val="21"/>
         </w:rPr>
-        <w:t>問5  ゆきで使った＋−ボタンの答えやすさ</w:t>
-      </w:r>
-    </w:p>
-    <w:p>
-      <w:pPr>
-        <w:spacing w:before="0" w:after="40"/>
-      </w:pPr>
-      <w:r>
-        <w:rPr>
-          <w:rFonts w:ascii="Yu Gothic" w:hAnsi="Yu Gothic" w:eastAsia="Yu Gothic"/>
-          <w:b w:val="0"/>
-          <w:color w:val="555555"/>
-          <w:sz w:val="18"/>
-        </w:rPr>
-        <w:t xml:space="preserve">　−5・−1・＋1・＋5 で人数を合わせる画面</w:t>
+        <w:t>問5 1枚目の人数のクラス回答画面の答えやすさはどうでしたか。</w:t>
       </w:r>
     </w:p>
     <w:p>
@@ -186,7 +190,33 @@
           <w:b/>
           <w:sz w:val="21"/>
         </w:rPr>
-        <w:t>問6  答えにくかったことがあれば書いてください（なければ「なし」）</w:t>
+        <w:t>問6  2枚目の人数入力画面の答えやすさはどうでしたか。</w:t>
+      </w:r>
+    </w:p>
+    <w:p>
+      <w:pPr>
+        <w:spacing w:before="0" w:after="60"/>
+      </w:pPr>
+      <w:r>
+        <w:rPr>
+          <w:rFonts w:ascii="Yu Gothic" w:hAnsi="Yu Gothic" w:eastAsia="Yu Gothic"/>
+          <w:b w:val="0"/>
+          <w:sz w:val="20"/>
+        </w:rPr>
+        <w:t xml:space="preserve">　　1 ・ 2 ・ 3 ・ 4 ・ 5　（1＝答えにくかった　5＝答えやすかった）</w:t>
+      </w:r>
+    </w:p>
+    <w:p>
+      <w:pPr>
+        <w:spacing w:before="80" w:after="20"/>
+      </w:pPr>
+      <w:r>
+        <w:rPr>
+          <w:rFonts w:ascii="Yu Gothic" w:hAnsi="Yu Gothic" w:eastAsia="Yu Gothic"/>
+          <w:b/>
+          <w:sz w:val="21"/>
+        </w:rPr>
+        <w:t>問7 答えにくかったこと、その他気になる点があれば書いてください（なければ「なし」）</w:t>
       </w:r>
     </w:p>
     <w:p>
@@ -228,7 +258,7 @@
           <w:b/>
           <w:sz w:val="22"/>
         </w:rPr>
-        <w:t>ありがとうございました。かえりのバスでも、バス停を発車するたびに人数を答えてください。</w:t>
+        <w:t>ご協力ありがとうございました。</w:t>
       </w:r>
     </w:p>
     <w:sectPr>

--- a/docs/questionnaire/アンケート_2回目_桃山台.docx
+++ b/docs/questionnaire/アンケート_2回目_桃山台.docx
@@ -13,7 +13,7 @@
           <w:b/>
           <w:sz w:val="30"/>
         </w:rPr>
-        <w:t>バスの人数アプリ　 2回目　行き(吹田駅→桃山台)のアンケート</w:t>
+        <w:t>バスの人数アプリ　2回目　行き(吹田駅→桃山台)のアンケート</w:t>
       </w:r>
     </w:p>
     <w:p>
@@ -190,7 +190,7 @@
           <w:b/>
           <w:sz w:val="21"/>
         </w:rPr>
-        <w:t>問6  2枚目の人数入力画面の答えやすさはどうでしたか。</w:t>
+        <w:t>問6 2枚目の人数入力画面の答えやすさはどうでしたか。</w:t>
       </w:r>
     </w:p>
     <w:p>
